--- a/laravel-app/database/data/internship/handbooks/cyber_security/Beyond_CyberSecurity_Internship_Day_045_Student_Handbook.docx
+++ b/laravel-app/database/data/internship/handbooks/cyber_security/Beyond_CyberSecurity_Internship_Day_045_Student_Handbook.docx
@@ -38,7 +38,7 @@
           <w:color w:val="1E293B"/>
           <w:sz w:val="28"/>
         </w:rPr>
-        <w:t>Threat Modeling</w:t>
+        <w:t>Security Controls And Evidence — Design and Technique</w:t>
       </w:r>
     </w:p>
     <w:p>
@@ -50,7 +50,7 @@
           <w:b w:val="0"/>
           <w:sz w:val="22"/>
         </w:rPr>
-        <w:t>Independent build. Full student study guide and practical laboratory manual for Beyond Enterprise interns.</w:t>
+        <w:t>Applied practice. Full student study guide and practical laboratory manual for Beyond Enterprise interns.</w:t>
       </w:r>
     </w:p>
     <w:tbl>
@@ -141,7 +141,7 @@
               <w:rPr>
                 <w:sz w:val="18"/>
               </w:rPr>
-              <w:t>Independent build</w:t>
+              <w:t>Applied practice</w:t>
             </w:r>
           </w:p>
         </w:tc>
@@ -154,7 +154,7 @@
               <w:rPr>
                 <w:sz w:val="18"/>
               </w:rPr>
-              <w:t>foundation</w:t>
+              <w:t>foundation-to-intermediate</w:t>
             </w:r>
           </w:p>
         </w:tc>
@@ -167,7 +167,7 @@
               <w:rPr>
                 <w:sz w:val="18"/>
               </w:rPr>
-              <w:t>8 hours</w:t>
+              <w:t>8.0 hours</w:t>
             </w:r>
           </w:p>
         </w:tc>
@@ -180,7 +180,7 @@
               <w:rPr>
                 <w:sz w:val="18"/>
               </w:rPr>
-              <w:t>VirtualBox, Kali Linux, Ubuntu, Windows evaluation VMs, Wireshark and OWASP Juice Shop</w:t>
+              <w:t>VirtualBox, Kali Linux, NIST/ISO guidance, spreadsheets, diagramming tools, Git</w:t>
             </w:r>
           </w:p>
         </w:tc>
@@ -198,7 +198,7 @@
           <w:color w:val="0B3F90"/>
           <w:sz w:val="20"/>
         </w:rPr>
-        <w:t>Day 45 objective  Complete the independent build for Threat Modeling: Apply threat modeling safely and explain the result in a professional technical report.</w:t>
+        <w:t>Day 45 objective  Complete the applied practice for Security Controls And Evidence — Design and Technique: Explain and demonstrate security controls and evidence through an authorized baseline, measurable check, documented failure mode, and independent verification.</w:t>
       </w:r>
     </w:p>
     <w:p>
@@ -270,7 +270,7 @@
           <w:b w:val="0"/>
           <w:sz w:val="22"/>
         </w:rPr>
-        <w:t>Submit: Working result evidence, design/configuration files, and a list of assumptions..</w:t>
+        <w:t>Submit: Baseline evidence, completed practical artifact, independent verification, safety/restoration record, and short professional report..</w:t>
       </w:r>
     </w:p>
     <w:p>
@@ -377,7 +377,7 @@
               <w:rPr>
                 <w:sz w:val="18"/>
               </w:rPr>
-              <w:t>Rewrite objective in own words</w:t>
+              <w:t>Assessment brief + rubric review</w:t>
             </w:r>
           </w:p>
         </w:tc>
@@ -390,7 +390,7 @@
               <w:rPr>
                 <w:sz w:val="18"/>
               </w:rPr>
-              <w:t>Frame table</w:t>
+              <w:t>Plan</w:t>
             </w:r>
           </w:p>
         </w:tc>
@@ -418,7 +418,7 @@
               <w:rPr>
                 <w:sz w:val="18"/>
               </w:rPr>
-              <w:t>Independent build</w:t>
+              <w:t>End-to-end demonstration</w:t>
             </w:r>
           </w:p>
         </w:tc>
@@ -431,7 +431,7 @@
               <w:rPr>
                 <w:sz w:val="18"/>
               </w:rPr>
-              <w:t>Artifact</w:t>
+              <w:t>Demo evidence</w:t>
             </w:r>
           </w:p>
         </w:tc>
@@ -500,7 +500,7 @@
               <w:rPr>
                 <w:sz w:val="18"/>
               </w:rPr>
-              <w:t>Test / measure / review</w:t>
+              <w:t>Self-score against rubric</w:t>
             </w:r>
           </w:p>
         </w:tc>
@@ -513,7 +513,7 @@
               <w:rPr>
                 <w:sz w:val="18"/>
               </w:rPr>
-              <w:t>Results</w:t>
+              <w:t>Self-score sheet</w:t>
             </w:r>
           </w:p>
         </w:tc>
@@ -541,7 +541,7 @@
               <w:rPr>
                 <w:sz w:val="18"/>
               </w:rPr>
-              <w:t>Documentation while building</w:t>
+              <w:t>Reflection: wins, failures, next steps</w:t>
             </w:r>
           </w:p>
         </w:tc>
@@ -554,7 +554,7 @@
               <w:rPr>
                 <w:sz w:val="18"/>
               </w:rPr>
-              <w:t>README notes</w:t>
+              <w:t>Reflection</w:t>
             </w:r>
           </w:p>
         </w:tc>
@@ -569,7 +569,7 @@
               <w:rPr>
                 <w:sz w:val="18"/>
               </w:rPr>
-              <w:t>5:45–6:00</w:t>
+              <w:t>5:45–8:00</w:t>
             </w:r>
           </w:p>
         </w:tc>
@@ -582,7 +582,7 @@
               <w:rPr>
                 <w:sz w:val="18"/>
               </w:rPr>
-              <w:t>Break</w:t>
+              <w:t>Final evidence pack + report</w:t>
             </w:r>
           </w:p>
         </w:tc>
@@ -595,48 +595,7 @@
               <w:rPr>
                 <w:sz w:val="18"/>
               </w:rPr>
-              <w:t>—</w:t>
-            </w:r>
-          </w:p>
-        </w:tc>
-      </w:tr>
-      <w:tr>
-        <w:tc>
-          <w:tcPr>
-            <w:tcW w:type="dxa" w:w="3408"/>
-          </w:tcPr>
-          <w:p>
-            <w:r>
-              <w:rPr>
-                <w:sz w:val="18"/>
-              </w:rPr>
-              <w:t>6:00–8:00</w:t>
-            </w:r>
-          </w:p>
-        </w:tc>
-        <w:tc>
-          <w:tcPr>
-            <w:tcW w:type="dxa" w:w="3408"/>
-          </w:tcPr>
-          <w:p>
-            <w:r>
-              <w:rPr>
-                <w:sz w:val="18"/>
-              </w:rPr>
-              <w:t>Evidence + report + rehearsal</w:t>
-            </w:r>
-          </w:p>
-        </w:tc>
-        <w:tc>
-          <w:tcPr>
-            <w:tcW w:type="dxa" w:w="3408"/>
-          </w:tcPr>
-          <w:p>
-            <w:r>
-              <w:rPr>
-                <w:sz w:val="18"/>
-              </w:rPr>
-              <w:t>Ready pack</w:t>
+              <w:t>Submission</w:t>
             </w:r>
           </w:p>
         </w:tc>
@@ -660,7 +619,7 @@
           <w:b w:val="0"/>
           <w:sz w:val="20"/>
         </w:rPr>
-        <w:t>Curriculum objective (source of truth): Apply threat modeling safely and explain the result in a professional technical report.</w:t>
+        <w:t>Curriculum objective (source of truth): Explain and demonstrate security controls and evidence through an authorized baseline, measurable check, documented failure mode, and independent verification.</w:t>
       </w:r>
     </w:p>
     <w:p>
@@ -672,7 +631,7 @@
           <w:b w:val="0"/>
           <w:sz w:val="22"/>
         </w:rPr>
-        <w:t>Explain Threat Modeling to a supervisor in under two minutes.</w:t>
+        <w:t>Explain Security Controls And Evidence — Design and Technique to a supervisor in under two minutes.</w:t>
       </w:r>
     </w:p>
     <w:p>
@@ -684,7 +643,7 @@
           <w:b w:val="0"/>
           <w:sz w:val="22"/>
         </w:rPr>
-        <w:t>Configure or verify the approved tools required for Threat Modeling.</w:t>
+        <w:t>Configure or verify the approved tools required for Security Controls And Evidence — Design and Technique.</w:t>
       </w:r>
     </w:p>
     <w:p>
@@ -696,7 +655,7 @@
           <w:b w:val="0"/>
           <w:sz w:val="22"/>
         </w:rPr>
-        <w:t>Implement or perform the independent build practical for this topic.</w:t>
+        <w:t>Implement or perform the applied practice practical for this topic.</w:t>
       </w:r>
     </w:p>
     <w:p>
@@ -752,7 +711,7 @@
           <w:b w:val="0"/>
           <w:sz w:val="22"/>
         </w:rPr>
-        <w:t>Define the professional meaning of “Threat Modeling” before you use tools. Do not split the title into meaningless words. Connect each concept to today's practical action.</w:t>
+        <w:t>Define the professional meaning of “Security Controls And Evidence — Design and Technique” before you use tools. Do not split the title into meaningless words. Connect each concept to today's practical action.</w:t>
       </w:r>
     </w:p>
     <w:tbl>
@@ -860,7 +819,7 @@
               <w:rPr>
                 <w:sz w:val="18"/>
               </w:rPr>
-              <w:t>Problem framing</w:t>
+              <w:t>Authorization</w:t>
             </w:r>
           </w:p>
         </w:tc>
@@ -873,7 +832,7 @@
               <w:rPr>
                 <w:sz w:val="18"/>
               </w:rPr>
-              <w:t>Who needs what, constraints, success criteria</w:t>
+              <w:t>Written permission for the exact scope</w:t>
             </w:r>
           </w:p>
         </w:tc>
@@ -886,7 +845,7 @@
               <w:rPr>
                 <w:sz w:val="18"/>
               </w:rPr>
-              <w:t>Write a short frame table</w:t>
+              <w:t>Confirm lab isolation</w:t>
             </w:r>
           </w:p>
         </w:tc>
@@ -899,7 +858,7 @@
               <w:rPr>
                 <w:sz w:val="18"/>
               </w:rPr>
-              <w:t>Building the wrong thing</w:t>
+              <w:t>Offensive action outside sandbox</w:t>
             </w:r>
           </w:p>
         </w:tc>
@@ -912,7 +871,7 @@
               <w:rPr>
                 <w:sz w:val="18"/>
               </w:rPr>
-              <w:t>Supervisor review of frame</w:t>
+              <w:t>Written supervisor approval</w:t>
             </w:r>
           </w:p>
         </w:tc>
@@ -927,7 +886,7 @@
               <w:rPr>
                 <w:sz w:val="18"/>
               </w:rPr>
-              <w:t>Train vs evaluation data</w:t>
+              <w:t>CIA triad</w:t>
             </w:r>
           </w:p>
         </w:tc>
@@ -940,7 +899,7 @@
               <w:rPr>
                 <w:sz w:val="18"/>
               </w:rPr>
-              <w:t>Learn on one set; judge on another</w:t>
+              <w:t>Confidentiality, integrity, availability</w:t>
             </w:r>
           </w:p>
         </w:tc>
@@ -953,7 +912,7 @@
               <w:rPr>
                 <w:sz w:val="18"/>
               </w:rPr>
-              <w:t>Keep a held-out TEST set</w:t>
+              <w:t>Map controls to CIA</w:t>
             </w:r>
           </w:p>
         </w:tc>
@@ -966,7 +925,7 @@
               <w:rPr>
                 <w:sz w:val="18"/>
               </w:rPr>
-              <w:t>Testing on training data</w:t>
+              <w:t>Fixing one pillar while breaking another</w:t>
             </w:r>
           </w:p>
         </w:tc>
@@ -979,7 +938,7 @@
               <w:rPr>
                 <w:sz w:val="18"/>
               </w:rPr>
-              <w:t>Document the split</w:t>
+              <w:t>Risk table in report</w:t>
             </w:r>
           </w:p>
         </w:tc>
@@ -994,7 +953,7 @@
               <w:rPr>
                 <w:sz w:val="18"/>
               </w:rPr>
-              <w:t>Human oversight</w:t>
+              <w:t>Least privilege</w:t>
             </w:r>
           </w:p>
         </w:tc>
@@ -1007,7 +966,7 @@
               <w:rPr>
                 <w:sz w:val="18"/>
               </w:rPr>
-              <w:t>A person remains accountable</w:t>
+              <w:t>Only the access needed</w:t>
             </w:r>
           </w:p>
         </w:tc>
@@ -1020,7 +979,7 @@
               <w:rPr>
                 <w:sz w:val="18"/>
               </w:rPr>
-              <w:t>Disclose AI help; verify claims</w:t>
+              <w:t>Use lab accounts, not admin everywhere</w:t>
             </w:r>
           </w:p>
         </w:tc>
@@ -1033,7 +992,7 @@
               <w:rPr>
                 <w:sz w:val="18"/>
               </w:rPr>
-              <w:t>Blind trust in outputs</w:t>
+              <w:t>Standing admin rights</w:t>
             </w:r>
           </w:p>
         </w:tc>
@@ -1046,7 +1005,7 @@
               <w:rPr>
                 <w:sz w:val="18"/>
               </w:rPr>
-              <w:t>AI/tool disclosure block</w:t>
+              <w:t>Separate admin/user sessions</w:t>
             </w:r>
           </w:p>
         </w:tc>
@@ -1307,7 +1266,7 @@
           <w:b w:val="0"/>
           <w:sz w:val="22"/>
         </w:rPr>
-        <w:t>Tools available: VirtualBox, Kali Linux, Ubuntu, Windows evaluation VMs, Wireshark and OWASP Juice Shop.</w:t>
+        <w:t>Tools available: VirtualBox, Kali Linux, NIST/ISO guidance, spreadsheets, diagramming tools, Git.</w:t>
       </w:r>
     </w:p>
     <w:p>
@@ -1422,7 +1381,7 @@
               <w:rPr>
                 <w:sz w:val="18"/>
               </w:rPr>
-              <w:t>VirtualBox, Kali Linux, Ubuntu, Windows evaluation VMs, Wireshark and OWASP Juice Shop</w:t>
+              <w:t>VirtualBox, Kali Linux, NIST/ISO guidance, spreadsheets, diagramming tools, Git</w:t>
             </w:r>
           </w:p>
         </w:tc>
@@ -1504,7 +1463,7 @@
           <w:b w:val="0"/>
           <w:sz w:val="18"/>
         </w:rPr>
-        <w:t>└── Day_45_Threat_Modeling/</w:t>
+        <w:t>└── Day_45_Security_Controls_And_Evidence_Design_and_Techni/</w:t>
       </w:r>
     </w:p>
     <w:p>
@@ -1657,7 +1616,7 @@
           <w:b w:val="0"/>
           <w:sz w:val="18"/>
         </w:rPr>
-        <w:t>mkdir Beyond_CyberSecurity_Internship\Day_45_Threat_Modeling\evidence, Beyond_CyberSecurity_Internship\Day_45_Threat_Modeling\notebooks, Beyond_CyberSecurity_Internship\Day_45_Threat_Modeling\src, Beyond_CyberSecurity_Internship\Day_45_Threat_Modeling\data, Beyond_CyberSecurity_Internship\Day_45_Threat_Modeling\output, Beyond_CyberSecurity_Internship\Day_45_Threat_Modeling\report -Force</w:t>
+        <w:t>mkdir Beyond_CyberSecurity_Internship\Day_45_Security_Controls_And_Evidence_Design_and_Techni\evidence, Beyond_CyberSecurity_Internship\Day_45_Security_Controls_And_Evidence_Design_and_Techni\notebooks, Beyond_CyberSecurity_Internship\Day_45_Security_Controls_And_Evidence_Design_and_Techni\src, Beyond_CyberSecurity_Internship\Day_45_Security_Controls_And_Evidence_Design_and_Techni\data, Beyond_CyberSecurity_Internship\Day_45_Security_Controls_And_Evidence_Design_and_Techni\output, Beyond_CyberSecurity_Internship\Day_45_Security_Controls_And_Evidence_Design_and_Techni\report -Force</w:t>
       </w:r>
     </w:p>
     <w:p/>
@@ -1698,7 +1657,7 @@
           <w:b w:val="0"/>
           <w:sz w:val="18"/>
         </w:rPr>
-        <w:t>mkdir -p Beyond_CyberSecurity_Internship/Day_45_Threat_Modeling/{evidence,notebooks,src,data,output,report}</w:t>
+        <w:t>mkdir -p Beyond_CyberSecurity_Internship/Day_45_Security_Controls_And_Evidence_Design_and_Techni/{evidence,notebooks,src,data,output,report}</w:t>
       </w:r>
     </w:p>
     <w:p/>
@@ -1814,7 +1773,7 @@
           <w:color w:val="0B3F90"/>
           <w:sz w:val="24"/>
         </w:rPr>
-        <w:t>Independent build: Threat Modeling</w:t>
+        <w:t>Applied practice: Security Controls And Evidence — Design and Technique</w:t>
       </w:r>
     </w:p>
     <w:p>
@@ -1838,7 +1797,7 @@
           <w:b w:val="0"/>
           <w:sz w:val="20"/>
         </w:rPr>
-        <w:t>• Recreate the threat modeling solution from a stated scenario without copying the guided answer. Use only approved equipment or an isolated VM lab.</w:t>
+        <w:t>• Review the Day 45 scope, prerequisite from Day 44, and supervisor instructions before touching software, accounts, cables, power, rigging, networks, or equipment.</w:t>
       </w:r>
     </w:p>
     <w:p>
@@ -1850,7 +1809,7 @@
           <w:b w:val="0"/>
           <w:sz w:val="20"/>
         </w:rPr>
-        <w:t>• Work only in an authorized lab, VM or on equipment assigned by Beyond.</w:t>
+        <w:t>• Confirm the authorized lab/equipment boundary, owner, asset IDs, workspace condition, backup/rollback state, emergency procedure, and any PPE or spotter requirement.</w:t>
       </w:r>
     </w:p>
     <w:p>
@@ -1862,7 +1821,79 @@
           <w:b w:val="0"/>
           <w:sz w:val="20"/>
         </w:rPr>
-        <w:t>• Keep time entries truthful and ask the supervisor before changing production equipment.</w:t>
+        <w:t>• Verify only the approved tools for today: VirtualBox, Kali Linux, NIST/ISO guidance, spreadsheets, diagramming tools, Git. Record versions, firmware, serial/asset references, calibration status, or configuration as relevant. Avoid unnecessary installation or updates.</w:t>
+      </w:r>
+    </w:p>
+    <w:p>
+      <w:pPr>
+        <w:spacing w:after="120"/>
+      </w:pPr>
+      <w:r>
+        <w:rPr>
+          <w:b w:val="0"/>
+          <w:sz w:val="20"/>
+        </w:rPr>
+        <w:t>• Create Day_045_security_controls_and_evidence__design_and_technique with evidence, diagrams or src, checklists or tests, output, and report folders.</w:t>
+      </w:r>
+    </w:p>
+    <w:p>
+      <w:pPr>
+        <w:spacing w:after="120"/>
+      </w:pPr>
+      <w:r>
+        <w:rPr>
+          <w:b w:val="0"/>
+          <w:sz w:val="20"/>
+        </w:rPr>
+        <w:t>• Capture a privacy-reviewed baseline photograph/screenshot and record expected result, measurement units, acceptance limit, and stop condition.</w:t>
+      </w:r>
+    </w:p>
+    <w:p>
+      <w:pPr>
+        <w:spacing w:after="120"/>
+      </w:pPr>
+      <w:r>
+        <w:rPr>
+          <w:b w:val="0"/>
+          <w:sz w:val="20"/>
+        </w:rPr>
+        <w:t>• Complete the practical objective: Explain and demonstrate security controls and evidence through an authorized baseline, measurable check, documented failure mode, and independent verification.</w:t>
+      </w:r>
+    </w:p>
+    <w:p>
+      <w:pPr>
+        <w:spacing w:after="120"/>
+      </w:pPr>
+      <w:r>
+        <w:rPr>
+          <w:b w:val="0"/>
+          <w:sz w:val="20"/>
+        </w:rPr>
+        <w:t>• Introduce or analyze only an approved controlled fault/edge case. Troubleshoot systematically, preserve evidence, and return the lab/equipment to its approved state.</w:t>
+      </w:r>
+    </w:p>
+    <w:p>
+      <w:pPr>
+        <w:spacing w:after="120"/>
+      </w:pPr>
+      <w:r>
+        <w:rPr>
+          <w:b w:val="0"/>
+          <w:sz w:val="20"/>
+        </w:rPr>
+        <w:t>• Verify independently through a second instrument/path/test, clean rerun, configuration comparison, peer check, or supervisor sign-off. Distinguish evidence from proof.</w:t>
+      </w:r>
+    </w:p>
+    <w:p>
+      <w:pPr>
+        <w:spacing w:after="120"/>
+      </w:pPr>
+      <w:r>
+        <w:rPr>
+          <w:b w:val="0"/>
+          <w:sz w:val="20"/>
+        </w:rPr>
+        <w:t>• Complete the discipline safety/ethics checklist, inventory/custody or cleanup check, and a professional report with honest limitations and assistance disclosure.</w:t>
       </w:r>
     </w:p>
     <w:p>
@@ -1888,7 +1919,7 @@
           <w:b w:val="0"/>
           <w:sz w:val="18"/>
         </w:rPr>
-        <w:t># day_45_lab.py — Independent build: Threat Modeling</w:t>
+        <w:t># day_45_lab.py — Applied practice: Security Controls And Evidence — Design and Technique</w:t>
       </w:r>
     </w:p>
     <w:p>
@@ -1930,7 +1961,7 @@
           <w:b w:val="0"/>
           <w:sz w:val="18"/>
         </w:rPr>
-        <w:t>"""Day 45 practical starter for Threat Modeling.</w:t>
+        <w:t>"""Day 45 practical starter for Security Controls And Evidence — Design and Technique.</w:t>
       </w:r>
     </w:p>
     <w:p>
@@ -2112,7 +2143,7 @@
           <w:b w:val="0"/>
           <w:sz w:val="18"/>
         </w:rPr>
-        <w:t xml:space="preserve">    print("Program topic:", 'Threat Modeling')</w:t>
+        <w:t xml:space="preserve">    print("Program topic:", 'Security Controls And Evidence — Design and Technique')</w:t>
       </w:r>
     </w:p>
     <w:p>
@@ -2126,7 +2157,7 @@
           <w:b w:val="0"/>
           <w:sz w:val="18"/>
         </w:rPr>
-        <w:t xml:space="preserve">    print("Day mode:", 'Independent build')</w:t>
+        <w:t xml:space="preserve">    print("Day mode:", 'Applied practice')</w:t>
       </w:r>
     </w:p>
     <w:p>
@@ -4312,7 +4343,7 @@
                 <w:color w:val="FFFFFF"/>
                 <w:sz w:val="18"/>
               </w:rPr>
-              <w:t>METRIC</w:t>
+              <w:t>CHECK</w:t>
             </w:r>
           </w:p>
         </w:tc>
@@ -4328,7 +4359,7 @@
                 <w:color w:val="FFFFFF"/>
                 <w:sz w:val="18"/>
               </w:rPr>
-              <w:t>QUESTION</w:t>
+              <w:t>SUCCESS CRITERION</w:t>
             </w:r>
           </w:p>
         </w:tc>
@@ -4344,7 +4375,7 @@
                 <w:color w:val="FFFFFF"/>
                 <w:sz w:val="18"/>
               </w:rPr>
-              <w:t>CAUTION</w:t>
+              <w:t>LIMITATION</w:t>
             </w:r>
           </w:p>
         </w:tc>
@@ -4359,7 +4390,7 @@
               <w:rPr>
                 <w:sz w:val="18"/>
               </w:rPr>
-              <w:t>Accuracy / error rate</w:t>
+              <w:t>Functional result</w:t>
             </w:r>
           </w:p>
         </w:tc>
@@ -4372,7 +4403,7 @@
               <w:rPr>
                 <w:sz w:val="18"/>
               </w:rPr>
-              <w:t>Overall correctness?</w:t>
+              <w:t>Meets today's objective</w:t>
             </w:r>
           </w:p>
         </w:tc>
@@ -4385,7 +4416,7 @@
               <w:rPr>
                 <w:sz w:val="18"/>
               </w:rPr>
-              <w:t>Weak on imbalanced data</w:t>
+              <w:t>Classroom demo ≠ production</w:t>
             </w:r>
           </w:p>
         </w:tc>
@@ -4400,7 +4431,7 @@
               <w:rPr>
                 <w:sz w:val="18"/>
               </w:rPr>
-              <w:t>Precision / recall / F1</w:t>
+              <w:t>Safety compliance</w:t>
             </w:r>
           </w:p>
         </w:tc>
@@ -4413,7 +4444,7 @@
               <w:rPr>
                 <w:sz w:val="18"/>
               </w:rPr>
-              <w:t>Error type trade-off?</w:t>
+              <w:t>No rule breached</w:t>
             </w:r>
           </w:p>
         </w:tc>
@@ -4426,7 +4457,7 @@
               <w:rPr>
                 <w:sz w:val="18"/>
               </w:rPr>
-              <w:t>Optimize for the real cost of mistakes</w:t>
+              <w:t>Still needs supervisor judgment</w:t>
             </w:r>
           </w:p>
         </w:tc>
@@ -4441,7 +4472,7 @@
               <w:rPr>
                 <w:sz w:val="18"/>
               </w:rPr>
-              <w:t>Latency / resource use</w:t>
+              <w:t>Reproducibility</w:t>
             </w:r>
           </w:p>
         </w:tc>
@@ -4454,7 +4485,7 @@
               <w:rPr>
                 <w:sz w:val="18"/>
               </w:rPr>
-              <w:t>Is it usable?</w:t>
+              <w:t>Second check agrees</w:t>
             </w:r>
           </w:p>
         </w:tc>
@@ -4467,7 +4498,7 @@
               <w:rPr>
                 <w:sz w:val="18"/>
               </w:rPr>
-              <w:t>Lab laptop ≠ production load</w:t>
+              <w:t>Environment drift possible</w:t>
             </w:r>
           </w:p>
         </w:tc>
@@ -5731,7 +5762,7 @@
           <w:b w:val="0"/>
           <w:sz w:val="22"/>
         </w:rPr>
-        <w:t>Objective addressed for Threat Modeling</w:t>
+        <w:t>Objective addressed for Security Controls And Evidence — Design and Technique</w:t>
       </w:r>
     </w:p>
     <w:p>
@@ -5743,7 +5774,7 @@
           <w:b w:val="0"/>
           <w:sz w:val="22"/>
         </w:rPr>
-        <w:t>Independent build practical completed</w:t>
+        <w:t>Applied practice practical completed</w:t>
       </w:r>
     </w:p>
     <w:p>
@@ -5835,7 +5866,7 @@
           <w:b w:val="0"/>
           <w:sz w:val="22"/>
         </w:rPr>
-        <w:t>Matches: Working result evidence, design/configuration files, and a list of assumptions.</w:t>
+        <w:t>Matches: Baseline evidence, completed practical artifact, independent verification, safety/restoration record, and short professional report.</w:t>
       </w:r>
     </w:p>
     <w:p>
@@ -5867,7 +5898,7 @@
           <w:b w:val="0"/>
           <w:sz w:val="22"/>
         </w:rPr>
-        <w:t>Explain Threat Modeling without reading.</w:t>
+        <w:t>Explain Security Controls And Evidence — Design and Technique without reading.</w:t>
       </w:r>
     </w:p>
     <w:p>
@@ -5959,7 +5990,7 @@
           <w:b w:val="0"/>
           <w:sz w:val="22"/>
         </w:rPr>
-        <w:t>Today is Day 45 (Independent build) on Threat Modeling. I worked only in the authorized Beyond cybersecurity lab. I completed the practical objective, verified with a second check, and packaged evidence. Main risk: unauthorized or unsafe action; control: checklist + supervisor escalation. Limitation: classroom/lab scope only. Next: continue the topic cycle and keep documentation reproducible.</w:t>
+        <w:t>Today is Day 45 (Applied practice) on Security Controls And Evidence — Design and Technique. I worked only in the authorized Beyond cybersecurity lab. I completed the practical objective, verified with a second check, and packaged evidence. Main risk: unauthorized or unsafe action; control: checklist + supervisor escalation. Limitation: classroom/lab scope only. Next: continue the topic cycle and keep documentation reproducible.</w:t>
       </w:r>
     </w:p>
     <w:p>
@@ -6390,7 +6421,7 @@
           <w:b w:val="0"/>
           <w:sz w:val="22"/>
         </w:rPr>
-        <w:t>Access check date: 2026-08-09. Prefer first-party sources. Do not invent URLs.</w:t>
+        <w:t>Access check date: 2026-08-10. Prefer first-party sources. Do not invent URLs.</w:t>
       </w:r>
     </w:p>
     <w:p>
